--- a/docs/source-documents/grace-house/GraceHouse_Emergency_Response_Protocols.docx
+++ b/docs/source-documents/grace-house/GraceHouse_Emergency_Response_Protocols.docx
@@ -33,12 +33,7 @@
         <w:t xml:space="preserve">Effective Date:</w:t>
       </w:r>
       <w:r>
-        <w:t xml:space="preserve"> </w:t>
-      </w:r>
-      <w:r>
-        <w:t xml:space="preserve">February 3, 2026</w:t>
-      </w:r>
-      <w:r>
+        <w:t xml:space="preserve"> February 3, 2026</w:t>
         <w:br/>
       </w:r>
       <w:r>
@@ -50,12 +45,7 @@
         <w:t xml:space="preserve">Version:</w:t>
       </w:r>
       <w:r>
-        <w:t xml:space="preserve"> </w:t>
-      </w:r>
-      <w:r>
-        <w:t xml:space="preserve">1.0</w:t>
-      </w:r>
-      <w:r>
+        <w:t xml:space="preserve"> 1.1</w:t>
         <w:br/>
       </w:r>
       <w:r>
@@ -67,10 +57,7 @@
         <w:t xml:space="preserve">Review Date:</w:t>
       </w:r>
       <w:r>
-        <w:t xml:space="preserve"> </w:t>
-      </w:r>
-      <w:r>
-        <w:t xml:space="preserve">August 3, 2026 (6-month review)</w:t>
+        <w:t xml:space="preserve"> August 3, 2026 (6-month review)</w:t>
       </w:r>
     </w:p>
     <w:p>
@@ -111,34 +98,7 @@
         <w:t xml:space="preserve">Core Principles:</w:t>
       </w:r>
       <w:r>
-        <w:t xml:space="preserve"> </w:t>
-      </w:r>
-      <w:r>
-        <w:t xml:space="preserve">- Safety first — for the individual and the community</w:t>
-      </w:r>
-      <w:r>
-        <w:t xml:space="preserve"> </w:t>
-      </w:r>
-      <w:r>
-        <w:t xml:space="preserve">- Dignity always — trauma-informed, person-first response</w:t>
-      </w:r>
-      <w:r>
-        <w:t xml:space="preserve"> </w:t>
-      </w:r>
-      <w:r>
-        <w:t xml:space="preserve">- No automatic expulsion — support pathways, not punishment</w:t>
-      </w:r>
-      <w:r>
-        <w:t xml:space="preserve"> </w:t>
-      </w:r>
-      <w:r>
-        <w:t xml:space="preserve">- Documentation — every incident documented for learning and accountability</w:t>
-      </w:r>
-      <w:r>
-        <w:t xml:space="preserve"> </w:t>
-      </w:r>
-      <w:r>
-        <w:t xml:space="preserve">- Follow-up care — connection to ongoing support</w:t>
+        <w:t xml:space="preserve"> - Safety first — for the individual and the community - Dignity always — trauma-informed, person-first response - No automatic expulsion — support pathways, not punishment - Documentation — every incident documented for learning and accountability - Follow-up care — connection to ongoing support</w:t>
       </w:r>
     </w:p>
     <w:p>
@@ -180,28 +140,7 @@
         <w:t xml:space="preserve">CALL 911 IMMEDIATELY if:</w:t>
       </w:r>
       <w:r>
-        <w:t xml:space="preserve"> </w:t>
-      </w:r>
-      <w:r>
-        <w:t xml:space="preserve">- Person is unresponsive</w:t>
-      </w:r>
-      <w:r>
-        <w:t xml:space="preserve"> </w:t>
-      </w:r>
-      <w:r>
-        <w:t xml:space="preserve">- Person is not breathing or breathing abnormally</w:t>
-      </w:r>
-      <w:r>
-        <w:t xml:space="preserve"> </w:t>
-      </w:r>
-      <w:r>
-        <w:t xml:space="preserve">- Person’s lips or fingernails are blue/purple</w:t>
-      </w:r>
-      <w:r>
-        <w:t xml:space="preserve"> </w:t>
-      </w:r>
-      <w:r>
-        <w:t xml:space="preserve">- You suspect opioid overdose</w:t>
+        <w:t xml:space="preserve"> - Person is unresponsive - Person is not breathing or breathing abnormally - Person’s lips or fingernails are blue/purple - You suspect opioid overdose</w:t>
       </w:r>
     </w:p>
     <w:p>
@@ -364,10 +303,7 @@
         <w:t xml:space="preserve">Document:</w:t>
       </w:r>
       <w:r>
-        <w:t xml:space="preserve"> </w:t>
-      </w:r>
-      <w:r>
-        <w:t xml:space="preserve">Time administered, dose, who administered</w:t>
+        <w:t xml:space="preserve"> Time administered, dose, who administered</w:t>
       </w:r>
     </w:p>
     <w:p>
@@ -507,13 +443,7 @@
         <w:pStyle w:val="Compact"/>
       </w:pPr>
       <w:r>
-        <w:t xml:space="preserve">“</w:t>
-      </w:r>
-      <w:r>
-        <w:t xml:space="preserve">We administered naloxone at [state the time]</w:t>
-      </w:r>
-      <w:r>
-        <w:t xml:space="preserve">”</w:t>
+        <w:t xml:space="preserve">“We administered naloxone at [state the time]”</w:t>
       </w:r>
     </w:p>
     <w:p>
@@ -525,13 +455,7 @@
         <w:pStyle w:val="Compact"/>
       </w:pPr>
       <w:r>
-        <w:t xml:space="preserve">“</w:t>
-      </w:r>
-      <w:r>
-        <w:t xml:space="preserve">First dose at [state the time]; second dose at [state the time] if applicable</w:t>
-      </w:r>
-      <w:r>
-        <w:t xml:space="preserve">”</w:t>
+        <w:t xml:space="preserve">“First dose at [state the time]; second dose at [state the time] if applicable”</w:t>
       </w:r>
     </w:p>
     <w:p>
@@ -660,49 +584,7 @@
         <w:pStyle w:val="FirstParagraph"/>
       </w:pPr>
       <w:r>
-        <w:t xml:space="preserve">Complete Incident Report including:</w:t>
-      </w:r>
-      <w:r>
-        <w:t xml:space="preserve"> </w:t>
-      </w:r>
-      <w:r>
-        <w:t xml:space="preserve">- Time of discovery</w:t>
-      </w:r>
-      <w:r>
-        <w:t xml:space="preserve"> </w:t>
-      </w:r>
-      <w:r>
-        <w:t xml:space="preserve">- Condition of person when found</w:t>
-      </w:r>
-      <w:r>
-        <w:t xml:space="preserve"> </w:t>
-      </w:r>
-      <w:r>
-        <w:t xml:space="preserve">- Naloxone administration details</w:t>
-      </w:r>
-      <w:r>
-        <w:t xml:space="preserve"> </w:t>
-      </w:r>
-      <w:r>
-        <w:t xml:space="preserve">- EMS arrival and departure times</w:t>
-      </w:r>
-      <w:r>
-        <w:t xml:space="preserve"> </w:t>
-      </w:r>
-      <w:r>
-        <w:t xml:space="preserve">- Hospital transport (if applicable)</w:t>
-      </w:r>
-      <w:r>
-        <w:t xml:space="preserve"> </w:t>
-      </w:r>
-      <w:r>
-        <w:t xml:space="preserve">- Notifications made (family, emergency contacts)</w:t>
-      </w:r>
-      <w:r>
-        <w:t xml:space="preserve"> </w:t>
-      </w:r>
-      <w:r>
-        <w:t xml:space="preserve">- Follow-up plan</w:t>
+        <w:t xml:space="preserve">Complete Incident Report including: - Time of discovery - Condition of person when found - Naloxone administration details - EMS arrival and departure times - Hospital transport (if applicable) - Notifications made (family, emergency contacts) - Follow-up plan</w:t>
       </w:r>
     </w:p>
     <w:bookmarkEnd w:id="25"/>
@@ -841,19 +723,7 @@
         <w:pStyle w:val="Compact"/>
       </w:pPr>
       <w:r>
-        <w:t xml:space="preserve">State clearly:</w:t>
-      </w:r>
-      <w:r>
-        <w:t xml:space="preserve"> </w:t>
-      </w:r>
-      <w:r>
-        <w:t xml:space="preserve">“</w:t>
-      </w:r>
-      <w:r>
-        <w:t xml:space="preserve">We have a mental health emergency</w:t>
-      </w:r>
-      <w:r>
-        <w:t xml:space="preserve">”</w:t>
+        <w:t xml:space="preserve">State clearly: “We have a mental health emergency”</w:t>
       </w:r>
     </w:p>
     <w:p>
@@ -942,19 +812,7 @@
         <w:pStyle w:val="Compact"/>
       </w:pPr>
       <w:r>
-        <w:t xml:space="preserve">Listen without judgment:</w:t>
-      </w:r>
-      <w:r>
-        <w:t xml:space="preserve"> </w:t>
-      </w:r>
-      <w:r>
-        <w:t xml:space="preserve">“</w:t>
-      </w:r>
-      <w:r>
-        <w:t xml:space="preserve">I’m here with you. You’re not alone.</w:t>
-      </w:r>
-      <w:r>
-        <w:t xml:space="preserve">”</w:t>
+        <w:t xml:space="preserve">Listen without judgment: “I’m here with you. You’re not alone.”</w:t>
       </w:r>
     </w:p>
     <w:p>
@@ -1061,19 +919,7 @@
         <w:pStyle w:val="Compact"/>
       </w:pPr>
       <w:r>
-        <w:t xml:space="preserve">Use open-ended questions:</w:t>
-      </w:r>
-      <w:r>
-        <w:t xml:space="preserve"> </w:t>
-      </w:r>
-      <w:r>
-        <w:t xml:space="preserve">“</w:t>
-      </w:r>
-      <w:r>
-        <w:t xml:space="preserve">Tell me what’s happening for you right now.</w:t>
-      </w:r>
-      <w:r>
-        <w:t xml:space="preserve">”</w:t>
+        <w:t xml:space="preserve">Use open-ended questions: “Tell me what’s happening for you right now.”</w:t>
       </w:r>
     </w:p>
     <w:p>
@@ -1085,19 +931,7 @@
         <w:pStyle w:val="Compact"/>
       </w:pPr>
       <w:r>
-        <w:t xml:space="preserve">Validate feelings:</w:t>
-      </w:r>
-      <w:r>
-        <w:t xml:space="preserve"> </w:t>
-      </w:r>
-      <w:r>
-        <w:t xml:space="preserve">“</w:t>
-      </w:r>
-      <w:r>
-        <w:t xml:space="preserve">It sounds like you’re in a lot of pain.</w:t>
-      </w:r>
-      <w:r>
-        <w:t xml:space="preserve">”</w:t>
+        <w:t xml:space="preserve">Validate feelings: “It sounds like you’re in a lot of pain.”</w:t>
       </w:r>
     </w:p>
     <w:p>
@@ -1109,19 +943,7 @@
         <w:pStyle w:val="Compact"/>
       </w:pPr>
       <w:r>
-        <w:t xml:space="preserve">Ask directly:</w:t>
-      </w:r>
-      <w:r>
-        <w:t xml:space="preserve"> </w:t>
-      </w:r>
-      <w:r>
-        <w:t xml:space="preserve">“</w:t>
-      </w:r>
-      <w:r>
-        <w:t xml:space="preserve">Are you thinking about ending your life?</w:t>
-      </w:r>
-      <w:r>
-        <w:t xml:space="preserve">”</w:t>
+        <w:t xml:space="preserve">Ask directly: “Are you thinking about ending your life?”</w:t>
       </w:r>
     </w:p>
     <w:p>
@@ -1223,10 +1045,7 @@
         <w:t xml:space="preserve">High Risk (yes to above):</w:t>
       </w:r>
       <w:r>
-        <w:t xml:space="preserve"> </w:t>
-      </w:r>
-      <w:r>
-        <w:t xml:space="preserve">Transport to emergency room or call 988 Suicide &amp; Crisis Lifeline together</w:t>
+        <w:t xml:space="preserve"> Transport to emergency room or call 988 Suicide &amp; Crisis Lifeline together</w:t>
       </w:r>
     </w:p>
     <w:p>
@@ -1374,10 +1193,7 @@
         <w:t xml:space="preserve">988 Suicide &amp; Crisis Lifeline:</w:t>
       </w:r>
       <w:r>
-        <w:t xml:space="preserve"> </w:t>
-      </w:r>
-      <w:r>
-        <w:t xml:space="preserve">Call or text 988 (24/7)</w:t>
+        <w:t xml:space="preserve"> Call or text 988 (24/7)</w:t>
       </w:r>
     </w:p>
     <w:p>
@@ -1397,10 +1213,7 @@
         <w:t xml:space="preserve">Your Life Iowa:</w:t>
       </w:r>
       <w:r>
-        <w:t xml:space="preserve"> </w:t>
-      </w:r>
-      <w:r>
-        <w:t xml:space="preserve">1-855-581-8111 (call or text, 24/7)</w:t>
+        <w:t xml:space="preserve"> 1-855-581-8111 (call or text, 24/7)</w:t>
       </w:r>
     </w:p>
     <w:p>
@@ -1420,10 +1233,7 @@
         <w:t xml:space="preserve">Crisis Text Line:</w:t>
       </w:r>
       <w:r>
-        <w:t xml:space="preserve"> </w:t>
-      </w:r>
-      <w:r>
-        <w:t xml:space="preserve">Text TALK to 741741</w:t>
+        <w:t xml:space="preserve"> Text TALK to 741741</w:t>
       </w:r>
     </w:p>
     <w:p>
@@ -1443,10 +1253,7 @@
         <w:t xml:space="preserve">Local Crisis Support:</w:t>
       </w:r>
       <w:r>
-        <w:t xml:space="preserve"> </w:t>
-      </w:r>
-      <w:r>
-        <w:t xml:space="preserve">Your Life Iowa 1-855-581-8111 (call/text 24/7) · Broadlawns Crisis Team 515-282-5752</w:t>
+        <w:t xml:space="preserve"> Your Life Iowa 1-855-581-8111 (call/text 24/7) · Broadlawns Crisis Team 515-282-5752</w:t>
       </w:r>
     </w:p>
     <w:bookmarkEnd w:id="29"/>
@@ -1464,37 +1271,7 @@
         <w:pStyle w:val="FirstParagraph"/>
       </w:pPr>
       <w:r>
-        <w:t xml:space="preserve">Complete Incident Report including:</w:t>
-      </w:r>
-      <w:r>
-        <w:t xml:space="preserve"> </w:t>
-      </w:r>
-      <w:r>
-        <w:t xml:space="preserve">- What person said/did</w:t>
-      </w:r>
-      <w:r>
-        <w:t xml:space="preserve"> </w:t>
-      </w:r>
-      <w:r>
-        <w:t xml:space="preserve">- Risk assessment (plan, means, intent)</w:t>
-      </w:r>
-      <w:r>
-        <w:t xml:space="preserve"> </w:t>
-      </w:r>
-      <w:r>
-        <w:t xml:space="preserve">- Actions taken (911, 988, safety plan)</w:t>
-      </w:r>
-      <w:r>
-        <w:t xml:space="preserve"> </w:t>
-      </w:r>
-      <w:r>
-        <w:t xml:space="preserve">- Who was notified (emergency contact, mental health provider)</w:t>
-      </w:r>
-      <w:r>
-        <w:t xml:space="preserve"> </w:t>
-      </w:r>
-      <w:r>
-        <w:t xml:space="preserve">- Follow-up plan</w:t>
+        <w:t xml:space="preserve">Complete Incident Report including: - What person said/did - Risk assessment (plan, means, intent) - Actions taken (911, 988, safety plan) - Who was notified (emergency contact, mental health provider) - Follow-up plan</w:t>
       </w:r>
     </w:p>
     <w:bookmarkEnd w:id="30"/>
@@ -1645,13 +1422,7 @@
         <w:pStyle w:val="Compact"/>
       </w:pPr>
       <w:r>
-        <w:t xml:space="preserve">“</w:t>
-      </w:r>
-      <w:r>
-        <w:t xml:space="preserve">Stop. Everyone take a step back.</w:t>
-      </w:r>
-      <w:r>
-        <w:t xml:space="preserve">”</w:t>
+        <w:t xml:space="preserve">“Stop. Everyone take a step back.”</w:t>
       </w:r>
     </w:p>
     <w:p>
@@ -1663,13 +1434,7 @@
         <w:pStyle w:val="Compact"/>
       </w:pPr>
       <w:r>
-        <w:t xml:space="preserve">“</w:t>
-      </w:r>
-      <w:r>
-        <w:t xml:space="preserve">This is not safe. We need to separate right now.</w:t>
-      </w:r>
-      <w:r>
-        <w:t xml:space="preserve">”</w:t>
+        <w:t xml:space="preserve">“This is not safe. We need to separate right now.”</w:t>
       </w:r>
     </w:p>
     <w:p>
@@ -1866,46 +1631,7 @@
         <w:t xml:space="preserve">De-escalation (with each person separately):</w:t>
       </w:r>
       <w:r>
-        <w:t xml:space="preserve"> </w:t>
-      </w:r>
-      <w:r>
-        <w:t xml:space="preserve">- Allow cool-down period (15-30 minutes)</w:t>
-      </w:r>
-      <w:r>
-        <w:t xml:space="preserve"> </w:t>
-      </w:r>
-      <w:r>
-        <w:t xml:space="preserve">- Offer water, tissues, calming space</w:t>
-      </w:r>
-      <w:r>
-        <w:t xml:space="preserve"> </w:t>
-      </w:r>
-      <w:r>
-        <w:t xml:space="preserve">- Use calm voice, non-threatening body language</w:t>
-      </w:r>
-      <w:r>
-        <w:t xml:space="preserve"> </w:t>
-      </w:r>
-      <w:r>
-        <w:t xml:space="preserve">- Listen to their perspective without judgment</w:t>
-      </w:r>
-      <w:r>
-        <w:t xml:space="preserve"> </w:t>
-      </w:r>
-      <w:r>
-        <w:t xml:space="preserve">- Ask:</w:t>
-      </w:r>
-      <w:r>
-        <w:t xml:space="preserve"> </w:t>
-      </w:r>
-      <w:r>
-        <w:t xml:space="preserve">“</w:t>
-      </w:r>
-      <w:r>
-        <w:t xml:space="preserve">What do you need right now to feel safe?</w:t>
-      </w:r>
-      <w:r>
-        <w:t xml:space="preserve">”</w:t>
+        <w:t xml:space="preserve"> - Allow cool-down period (15-30 minutes) - Offer water, tissues, calming space - Use calm voice, non-threatening body language - Listen to their perspective without judgment - Ask: “What do you need right now to feel safe?”</w:t>
       </w:r>
     </w:p>
     <w:p>
@@ -1921,28 +1647,7 @@
         <w:t xml:space="preserve">Medical Assessment:</w:t>
       </w:r>
       <w:r>
-        <w:t xml:space="preserve"> </w:t>
-      </w:r>
-      <w:r>
-        <w:t xml:space="preserve">- Check both individuals for injuries</w:t>
-      </w:r>
-      <w:r>
-        <w:t xml:space="preserve"> </w:t>
-      </w:r>
-      <w:r>
-        <w:t xml:space="preserve">- Provide first aid if needed</w:t>
-      </w:r>
-      <w:r>
-        <w:t xml:space="preserve"> </w:t>
-      </w:r>
-      <w:r>
-        <w:t xml:space="preserve">- Call 911 for serious injuries</w:t>
-      </w:r>
-      <w:r>
-        <w:t xml:space="preserve"> </w:t>
-      </w:r>
-      <w:r>
-        <w:t xml:space="preserve">- Offer medical care even if injuries seem minor</w:t>
+        <w:t xml:space="preserve"> - Check both individuals for injuries - Provide first aid if needed - Call 911 for serious injuries - Offer medical care even if injuries seem minor</w:t>
       </w:r>
     </w:p>
     <w:bookmarkEnd w:id="34"/>
@@ -2041,34 +1746,7 @@
         <w:t xml:space="preserve">If immediate exit required:</w:t>
       </w:r>
       <w:r>
-        <w:t xml:space="preserve"> </w:t>
-      </w:r>
-      <w:r>
-        <w:t xml:space="preserve">- Provide referral to other housing options</w:t>
-      </w:r>
-      <w:r>
-        <w:t xml:space="preserve"> </w:t>
-      </w:r>
-      <w:r>
-        <w:t xml:space="preserve">- Offer to contact emergency contact/family</w:t>
-      </w:r>
-      <w:r>
-        <w:t xml:space="preserve"> </w:t>
-      </w:r>
-      <w:r>
-        <w:t xml:space="preserve">- Assist with packing belongings</w:t>
-      </w:r>
-      <w:r>
-        <w:t xml:space="preserve"> </w:t>
-      </w:r>
-      <w:r>
-        <w:t xml:space="preserve">- Provide resource list</w:t>
-      </w:r>
-      <w:r>
-        <w:t xml:space="preserve"> </w:t>
-      </w:r>
-      <w:r>
-        <w:t xml:space="preserve">- Do not abandon person — ensure safe transport</w:t>
+        <w:t xml:space="preserve"> - Provide referral to other housing options - Offer to contact emergency contact/family - Assist with packing belongings - Provide resource list - Do not abandon person — ensure safe transport</w:t>
       </w:r>
     </w:p>
     <w:bookmarkEnd w:id="35"/>
@@ -2086,49 +1764,7 @@
         <w:pStyle w:val="FirstParagraph"/>
       </w:pPr>
       <w:r>
-        <w:t xml:space="preserve">Complete Incident Report including:</w:t>
-      </w:r>
-      <w:r>
-        <w:t xml:space="preserve"> </w:t>
-      </w:r>
-      <w:r>
-        <w:t xml:space="preserve">- Description of what happened (who, what, when, where)</w:t>
-      </w:r>
-      <w:r>
-        <w:t xml:space="preserve"> </w:t>
-      </w:r>
-      <w:r>
-        <w:t xml:space="preserve">- Witness statements (if any)</w:t>
-      </w:r>
-      <w:r>
-        <w:t xml:space="preserve"> </w:t>
-      </w:r>
-      <w:r>
-        <w:t xml:space="preserve">- Injuries sustained</w:t>
-      </w:r>
-      <w:r>
-        <w:t xml:space="preserve"> </w:t>
-      </w:r>
-      <w:r>
-        <w:t xml:space="preserve">- Medical care provided/refused</w:t>
-      </w:r>
-      <w:r>
-        <w:t xml:space="preserve"> </w:t>
-      </w:r>
-      <w:r>
-        <w:t xml:space="preserve">- Police involvement (if any)</w:t>
-      </w:r>
-      <w:r>
-        <w:t xml:space="preserve"> </w:t>
-      </w:r>
-      <w:r>
-        <w:t xml:space="preserve">- Resolution/consequences</w:t>
-      </w:r>
-      <w:r>
-        <w:t xml:space="preserve"> </w:t>
-      </w:r>
-      <w:r>
-        <w:t xml:space="preserve">- Notifications made (family, emergency contacts, insurance)</w:t>
+        <w:t xml:space="preserve">Complete Incident Report including: - Description of what happened (who, what, when, where) - Witness statements (if any) - Injuries sustained - Medical care provided/refused - Police involvement (if any) - Resolution/consequences - Notifications made (family, emergency contacts, insurance)</w:t>
       </w:r>
     </w:p>
     <w:bookmarkEnd w:id="36"/>
@@ -2420,13 +2056,7 @@
         <w:pStyle w:val="Compact"/>
       </w:pPr>
       <w:r>
-        <w:t xml:space="preserve">“</w:t>
-      </w:r>
-      <w:r>
-        <w:t xml:space="preserve">I’m glad you’re safe right now.</w:t>
-      </w:r>
-      <w:r>
-        <w:t xml:space="preserve">”</w:t>
+        <w:t xml:space="preserve">“I’m glad you’re safe right now.”</w:t>
       </w:r>
     </w:p>
     <w:p>
@@ -2438,13 +2068,7 @@
         <w:pStyle w:val="Compact"/>
       </w:pPr>
       <w:r>
-        <w:t xml:space="preserve">“</w:t>
-      </w:r>
-      <w:r>
-        <w:t xml:space="preserve">Thank you for being honest.</w:t>
-      </w:r>
-      <w:r>
-        <w:t xml:space="preserve">”</w:t>
+        <w:t xml:space="preserve">“Thank you for being honest.”</w:t>
       </w:r>
     </w:p>
     <w:p>
@@ -2456,13 +2080,7 @@
         <w:pStyle w:val="Compact"/>
       </w:pPr>
       <w:r>
-        <w:t xml:space="preserve">“</w:t>
-      </w:r>
-      <w:r>
-        <w:t xml:space="preserve">Let’s figure out the next best step together.</w:t>
-      </w:r>
-      <w:r>
-        <w:t xml:space="preserve">”</w:t>
+        <w:t xml:space="preserve">“Let’s figure out the next best step together.”</w:t>
       </w:r>
     </w:p>
     <w:p>
@@ -2486,19 +2104,7 @@
         <w:pStyle w:val="Compact"/>
       </w:pPr>
       <w:r>
-        <w:t xml:space="preserve">❌</w:t>
-      </w:r>
-      <w:r>
-        <w:t xml:space="preserve"> </w:t>
-      </w:r>
-      <w:r>
-        <w:t xml:space="preserve">“</w:t>
-      </w:r>
-      <w:r>
-        <w:t xml:space="preserve">You’ve ruined everything</w:t>
-      </w:r>
-      <w:r>
-        <w:t xml:space="preserve">”</w:t>
+        <w:t xml:space="preserve">❌ “You’ve ruined everything”</w:t>
       </w:r>
     </w:p>
     <w:p>
@@ -2510,19 +2116,7 @@
         <w:pStyle w:val="Compact"/>
       </w:pPr>
       <w:r>
-        <w:t xml:space="preserve">❌</w:t>
-      </w:r>
-      <w:r>
-        <w:t xml:space="preserve"> </w:t>
-      </w:r>
-      <w:r>
-        <w:t xml:space="preserve">“</w:t>
-      </w:r>
-      <w:r>
-        <w:t xml:space="preserve">I’m disappointed in you</w:t>
-      </w:r>
-      <w:r>
-        <w:t xml:space="preserve">”</w:t>
+        <w:t xml:space="preserve">❌ “I’m disappointed in you”</w:t>
       </w:r>
     </w:p>
     <w:p>
@@ -2534,19 +2128,7 @@
         <w:pStyle w:val="Compact"/>
       </w:pPr>
       <w:r>
-        <w:t xml:space="preserve">❌</w:t>
-      </w:r>
-      <w:r>
-        <w:t xml:space="preserve"> </w:t>
-      </w:r>
-      <w:r>
-        <w:t xml:space="preserve">“</w:t>
-      </w:r>
-      <w:r>
-        <w:t xml:space="preserve">You’ll never change</w:t>
-      </w:r>
-      <w:r>
-        <w:t xml:space="preserve">”</w:t>
+        <w:t xml:space="preserve">❌ “You’ll never change”</w:t>
       </w:r>
     </w:p>
     <w:bookmarkEnd w:id="40"/>
@@ -2572,70 +2154,7 @@
         <w:t xml:space="preserve">Within 4 Hours:</w:t>
       </w:r>
       <w:r>
-        <w:t xml:space="preserve"> </w:t>
-      </w:r>
-      <w:r>
-        <w:t xml:space="preserve">- Private conversation with peer coach or house manager</w:t>
-      </w:r>
-      <w:r>
-        <w:t xml:space="preserve"> </w:t>
-      </w:r>
-      <w:r>
-        <w:t xml:space="preserve">- Understand what happened:</w:t>
-      </w:r>
-      <w:r>
-        <w:t xml:space="preserve"> </w:t>
-      </w:r>
-      <w:r>
-        <w:t xml:space="preserve">- What triggered the return to use?</w:t>
-      </w:r>
-      <w:r>
-        <w:t xml:space="preserve"> </w:t>
-      </w:r>
-      <w:r>
-        <w:t xml:space="preserve">- What was the substance?</w:t>
-      </w:r>
-      <w:r>
-        <w:t xml:space="preserve"> </w:t>
-      </w:r>
-      <w:r>
-        <w:t xml:space="preserve">- How much was used?</w:t>
-      </w:r>
-      <w:r>
-        <w:t xml:space="preserve"> </w:t>
-      </w:r>
-      <w:r>
-        <w:t xml:space="preserve">- Where/how was it obtained?</w:t>
-      </w:r>
-      <w:r>
-        <w:t xml:space="preserve"> </w:t>
-      </w:r>
-      <w:r>
-        <w:t xml:space="preserve">- Assess person’s immediate needs:</w:t>
-      </w:r>
-      <w:r>
-        <w:t xml:space="preserve"> </w:t>
-      </w:r>
-      <w:r>
-        <w:t xml:space="preserve">- Medical?</w:t>
-      </w:r>
-      <w:r>
-        <w:t xml:space="preserve"> </w:t>
-      </w:r>
-      <w:r>
-        <w:t xml:space="preserve">- Detox support?</w:t>
-      </w:r>
-      <w:r>
-        <w:t xml:space="preserve"> </w:t>
-      </w:r>
-      <w:r>
-        <w:t xml:space="preserve">- Increased counseling?</w:t>
-      </w:r>
-      <w:r>
-        <w:t xml:space="preserve"> </w:t>
-      </w:r>
-      <w:r>
-        <w:t xml:space="preserve">- Medication evaluation?</w:t>
+        <w:t xml:space="preserve"> - Private conversation with peer coach or house manager - Understand what happened: - What triggered the return to use? - What was the substance? - How much was used? - Where/how was it obtained? - Assess person’s immediate needs: - Medical? - Detox support? - Increased counseling? - Medication evaluation?</w:t>
       </w:r>
     </w:p>
     <w:p>
@@ -2651,25 +2170,7 @@
         <w:t xml:space="preserve">Within 24 Hours:</w:t>
       </w:r>
       <w:r>
-        <w:t xml:space="preserve"> </w:t>
-      </w:r>
-      <w:r>
-        <w:t xml:space="preserve">- Care team meeting (staff + person, if they wish to participate)</w:t>
-      </w:r>
-      <w:r>
-        <w:t xml:space="preserve"> </w:t>
-      </w:r>
-      <w:r>
-        <w:t xml:space="preserve">- Options discussed:</w:t>
-      </w:r>
-      <w:r>
-        <w:t xml:space="preserve"> </w:t>
-      </w:r>
-      <w:r>
-        <w:t xml:space="preserve">1.</w:t>
-      </w:r>
-      <w:r>
-        <w:t xml:space="preserve"> </w:t>
+        <w:t xml:space="preserve"> - Care team meeting (staff + person, if they wish to participate) - Options discussed: 1. </w:t>
       </w:r>
       <w:r>
         <w:rPr>
@@ -2680,37 +2181,7 @@
         <w:t xml:space="preserve">Stay with increased support:</w:t>
       </w:r>
       <w:r>
-        <w:t xml:space="preserve"> </w:t>
-      </w:r>
-      <w:r>
-        <w:t xml:space="preserve">- Daily check-ins</w:t>
-      </w:r>
-      <w:r>
-        <w:t xml:space="preserve"> </w:t>
-      </w:r>
-      <w:r>
-        <w:t xml:space="preserve">- Increased peer coaching</w:t>
-      </w:r>
-      <w:r>
-        <w:t xml:space="preserve"> </w:t>
-      </w:r>
-      <w:r>
-        <w:t xml:space="preserve">- Treatment intensification referral</w:t>
-      </w:r>
-      <w:r>
-        <w:t xml:space="preserve"> </w:t>
-      </w:r>
-      <w:r>
-        <w:t xml:space="preserve">- Temporary restrictions (if needed for safety)</w:t>
-      </w:r>
-      <w:r>
-        <w:t xml:space="preserve"> </w:t>
-      </w:r>
-      <w:r>
-        <w:t xml:space="preserve">2.</w:t>
-      </w:r>
-      <w:r>
-        <w:t xml:space="preserve"> </w:t>
+        <w:t xml:space="preserve"> - Daily check-ins - Increased peer coaching - Treatment intensification referral - Temporary restrictions (if needed for safety) 2. </w:t>
       </w:r>
       <w:r>
         <w:rPr>
@@ -2721,37 +2192,7 @@
         <w:t xml:space="preserve">Higher level of care:</w:t>
       </w:r>
       <w:r>
-        <w:t xml:space="preserve"> </w:t>
-      </w:r>
-      <w:r>
-        <w:t xml:space="preserve">- Referral back to treatment</w:t>
-      </w:r>
-      <w:r>
-        <w:t xml:space="preserve"> </w:t>
-      </w:r>
-      <w:r>
-        <w:t xml:space="preserve">- Medical detox (if needed)</w:t>
-      </w:r>
-      <w:r>
-        <w:t xml:space="preserve"> </w:t>
-      </w:r>
-      <w:r>
-        <w:t xml:space="preserve">- Intensive outpatient program</w:t>
-      </w:r>
-      <w:r>
-        <w:t xml:space="preserve"> </w:t>
-      </w:r>
-      <w:r>
-        <w:t xml:space="preserve">- Plan to return to Grace House after stabilization</w:t>
-      </w:r>
-      <w:r>
-        <w:t xml:space="preserve"> </w:t>
-      </w:r>
-      <w:r>
-        <w:t xml:space="preserve">3.</w:t>
-      </w:r>
-      <w:r>
-        <w:t xml:space="preserve"> </w:t>
+        <w:t xml:space="preserve"> - Referral back to treatment - Medical detox (if needed) - Intensive outpatient program - Plan to return to Grace House after stabilization 3. </w:t>
       </w:r>
       <w:r>
         <w:rPr>
@@ -2762,22 +2203,7 @@
         <w:t xml:space="preserve">Voluntary transition:</w:t>
       </w:r>
       <w:r>
-        <w:t xml:space="preserve"> </w:t>
-      </w:r>
-      <w:r>
-        <w:t xml:space="preserve">- Different recovery housing setting</w:t>
-      </w:r>
-      <w:r>
-        <w:t xml:space="preserve"> </w:t>
-      </w:r>
-      <w:r>
-        <w:t xml:space="preserve">- Family support</w:t>
-      </w:r>
-      <w:r>
-        <w:t xml:space="preserve"> </w:t>
-      </w:r>
-      <w:r>
-        <w:t xml:space="preserve">- Assisted transition with warm handoff</w:t>
+        <w:t xml:space="preserve"> - Different recovery housing setting - Family support - Assisted transition with warm handoff</w:t>
       </w:r>
     </w:p>
     <w:p>
@@ -2793,28 +2219,7 @@
         <w:t xml:space="preserve">Decision Factors:</w:t>
       </w:r>
       <w:r>
-        <w:t xml:space="preserve"> </w:t>
-      </w:r>
-      <w:r>
-        <w:t xml:space="preserve">- Person’s willingness to engage in recovery plan</w:t>
-      </w:r>
-      <w:r>
-        <w:t xml:space="preserve"> </w:t>
-      </w:r>
-      <w:r>
-        <w:t xml:space="preserve">- Safety risk to person or community</w:t>
-      </w:r>
-      <w:r>
-        <w:t xml:space="preserve"> </w:t>
-      </w:r>
-      <w:r>
-        <w:t xml:space="preserve">- Availability of support resources</w:t>
-      </w:r>
-      <w:r>
-        <w:t xml:space="preserve"> </w:t>
-      </w:r>
-      <w:r>
-        <w:t xml:space="preserve">- Person’s recent stability/engagement</w:t>
+        <w:t xml:space="preserve"> - Person’s willingness to engage in recovery plan - Safety risk to person or community - Availability of support resources - Person’s recent stability/engagement</w:t>
       </w:r>
     </w:p>
     <w:bookmarkEnd w:id="41"/>
@@ -2840,28 +2245,7 @@
         <w:t xml:space="preserve">Return to use alone is not grounds for discharge. Discharge is considered if:</w:t>
       </w:r>
       <w:r>
-        <w:t xml:space="preserve"> </w:t>
-      </w:r>
-      <w:r>
-        <w:t xml:space="preserve">- Person refuses to engage with support</w:t>
-      </w:r>
-      <w:r>
-        <w:t xml:space="preserve"> </w:t>
-      </w:r>
-      <w:r>
-        <w:t xml:space="preserve">- Person brings substances onto property repeatedly</w:t>
-      </w:r>
-      <w:r>
-        <w:t xml:space="preserve"> </w:t>
-      </w:r>
-      <w:r>
-        <w:t xml:space="preserve">- Person’s use creates imminent safety risk to others</w:t>
-      </w:r>
-      <w:r>
-        <w:t xml:space="preserve"> </w:t>
-      </w:r>
-      <w:r>
-        <w:t xml:space="preserve">- Person is unable to maintain sobriety despite maximal support</w:t>
+        <w:t xml:space="preserve"> - Person refuses to engage with support - Person brings substances onto property repeatedly - Person’s use creates imminent safety risk to others - Person is unable to maintain sobriety despite maximal support</w:t>
       </w:r>
     </w:p>
     <w:p>
@@ -2877,34 +2261,7 @@
         <w:t xml:space="preserve">Even in discharge:</w:t>
       </w:r>
       <w:r>
-        <w:t xml:space="preserve"> </w:t>
-      </w:r>
-      <w:r>
-        <w:t xml:space="preserve">- Provide warm handoff to next level of care</w:t>
-      </w:r>
-      <w:r>
-        <w:t xml:space="preserve"> </w:t>
-      </w:r>
-      <w:r>
-        <w:t xml:space="preserve">- Offer continued peer coaching (virtual)</w:t>
-      </w:r>
-      <w:r>
-        <w:t xml:space="preserve"> </w:t>
-      </w:r>
-      <w:r>
-        <w:t xml:space="preserve">- Leave door open for return when ready</w:t>
-      </w:r>
-      <w:r>
-        <w:t xml:space="preserve"> </w:t>
-      </w:r>
-      <w:r>
-        <w:t xml:space="preserve">- Provide resource list</w:t>
-      </w:r>
-      <w:r>
-        <w:t xml:space="preserve"> </w:t>
-      </w:r>
-      <w:r>
-        <w:t xml:space="preserve">- Do not shame or blame</w:t>
+        <w:t xml:space="preserve"> - Provide warm handoff to next level of care - Offer continued peer coaching (virtual) - Leave door open for return when ready - Provide resource list - Do not shame or blame</w:t>
       </w:r>
     </w:p>
     <w:bookmarkEnd w:id="42"/>
@@ -2922,49 +2279,7 @@
         <w:pStyle w:val="FirstParagraph"/>
       </w:pPr>
       <w:r>
-        <w:t xml:space="preserve">Complete Incident Report including:</w:t>
-      </w:r>
-      <w:r>
-        <w:t xml:space="preserve"> </w:t>
-      </w:r>
-      <w:r>
-        <w:t xml:space="preserve">- Date/time of return to use</w:t>
-      </w:r>
-      <w:r>
-        <w:t xml:space="preserve"> </w:t>
-      </w:r>
-      <w:r>
-        <w:t xml:space="preserve">- Substance used (if known)</w:t>
-      </w:r>
-      <w:r>
-        <w:t xml:space="preserve"> </w:t>
-      </w:r>
-      <w:r>
-        <w:t xml:space="preserve">- Medical assessment</w:t>
-      </w:r>
-      <w:r>
-        <w:t xml:space="preserve"> </w:t>
-      </w:r>
-      <w:r>
-        <w:t xml:space="preserve">- Person’s account of what happened</w:t>
-      </w:r>
-      <w:r>
-        <w:t xml:space="preserve"> </w:t>
-      </w:r>
-      <w:r>
-        <w:t xml:space="preserve">- Support plan developed</w:t>
-      </w:r>
-      <w:r>
-        <w:t xml:space="preserve"> </w:t>
-      </w:r>
-      <w:r>
-        <w:t xml:space="preserve">- Referrals made</w:t>
-      </w:r>
-      <w:r>
-        <w:t xml:space="preserve"> </w:t>
-      </w:r>
-      <w:r>
-        <w:t xml:space="preserve">- Whether person remains in housing</w:t>
+        <w:t xml:space="preserve">Complete Incident Report including: - Date/time of return to use - Substance used (if known) - Medical assessment - Person’s account of what happened - Support plan developed - Referrals made - Whether person remains in housing</w:t>
       </w:r>
     </w:p>
     <w:bookmarkEnd w:id="43"/>
@@ -3157,19 +2472,7 @@
         <w:pStyle w:val="Compact"/>
       </w:pPr>
       <w:r>
-        <w:t xml:space="preserve">Any situation where you think</w:t>
-      </w:r>
-      <w:r>
-        <w:t xml:space="preserve"> </w:t>
-      </w:r>
-      <w:r>
-        <w:t xml:space="preserve">“</w:t>
-      </w:r>
-      <w:r>
-        <w:t xml:space="preserve">This needs a doctor NOW</w:t>
-      </w:r>
-      <w:r>
-        <w:t xml:space="preserve">”</w:t>
+        <w:t xml:space="preserve">Any situation where you think “This needs a doctor NOW”</w:t>
       </w:r>
     </w:p>
     <w:bookmarkEnd w:id="46"/>
@@ -3216,10 +2519,7 @@
         <w:t xml:space="preserve">Provide basic first aid</w:t>
       </w:r>
       <w:r>
-        <w:t xml:space="preserve"> </w:t>
-      </w:r>
-      <w:r>
-        <w:t xml:space="preserve">(if trained)</w:t>
+        <w:t xml:space="preserve"> (if trained)</w:t>
       </w:r>
     </w:p>
     <w:p>
@@ -3389,43 +2689,7 @@
         <w:pStyle w:val="FirstParagraph"/>
       </w:pPr>
       <w:r>
-        <w:t xml:space="preserve">Complete Incident Report including:</w:t>
-      </w:r>
-      <w:r>
-        <w:t xml:space="preserve"> </w:t>
-      </w:r>
-      <w:r>
-        <w:t xml:space="preserve">- Nature of medical emergency</w:t>
-      </w:r>
-      <w:r>
-        <w:t xml:space="preserve"> </w:t>
-      </w:r>
-      <w:r>
-        <w:t xml:space="preserve">- Time 911 called</w:t>
-      </w:r>
-      <w:r>
-        <w:t xml:space="preserve"> </w:t>
-      </w:r>
-      <w:r>
-        <w:t xml:space="preserve">- EMS arrival/departure</w:t>
-      </w:r>
-      <w:r>
-        <w:t xml:space="preserve"> </w:t>
-      </w:r>
-      <w:r>
-        <w:t xml:space="preserve">- Hospital transported to</w:t>
-      </w:r>
-      <w:r>
-        <w:t xml:space="preserve"> </w:t>
-      </w:r>
-      <w:r>
-        <w:t xml:space="preserve">- Notifications made</w:t>
-      </w:r>
-      <w:r>
-        <w:t xml:space="preserve"> </w:t>
-      </w:r>
-      <w:r>
-        <w:t xml:space="preserve">- Follow-up plan</w:t>
+        <w:t xml:space="preserve">Complete Incident Report including: - Nature of medical emergency - Time 911 called - EMS arrival/departure - Hospital transported to - Notifications made - Follow-up plan</w:t>
       </w:r>
     </w:p>
     <w:p>
@@ -3481,34 +2745,7 @@
         <w:t xml:space="preserve">FIRST 2 HOURS:</w:t>
       </w:r>
       <w:r>
-        <w:t xml:space="preserve"> </w:t>
-      </w:r>
-      <w:r>
-        <w:t xml:space="preserve">1. Attempt to contact resident (call, text)</w:t>
-      </w:r>
-      <w:r>
-        <w:t xml:space="preserve"> </w:t>
-      </w:r>
-      <w:r>
-        <w:t xml:space="preserve">2. Check common areas of house</w:t>
-      </w:r>
-      <w:r>
-        <w:t xml:space="preserve"> </w:t>
-      </w:r>
-      <w:r>
-        <w:t xml:space="preserve">3. Ask other residents if they know whereabouts</w:t>
-      </w:r>
-      <w:r>
-        <w:t xml:space="preserve"> </w:t>
-      </w:r>
-      <w:r>
-        <w:t xml:space="preserve">4. Check sign-out sheet (if applicable)</w:t>
-      </w:r>
-      <w:r>
-        <w:t xml:space="preserve"> </w:t>
-      </w:r>
-      <w:r>
-        <w:t xml:space="preserve">5. Document: Last seen, by whom, what they were wearing</w:t>
+        <w:t xml:space="preserve"> 1. Attempt to contact resident (call, text) 2. Check common areas of house 3. Ask other residents if they know whereabouts 4. Check sign-out sheet (if applicable) 5. Document: Last seen, by whom, what they were wearing</w:t>
       </w:r>
     </w:p>
     <w:p>
@@ -3524,22 +2761,7 @@
         <w:t xml:space="preserve">2-4 HOURS:</w:t>
       </w:r>
       <w:r>
-        <w:t xml:space="preserve"> </w:t>
-      </w:r>
-      <w:r>
-        <w:t xml:space="preserve">1. Call emergency contact/family (with consent on file)</w:t>
-      </w:r>
-      <w:r>
-        <w:t xml:space="preserve"> </w:t>
-      </w:r>
-      <w:r>
-        <w:t xml:space="preserve">2. Check known locations (work, appointments, friend’s house)</w:t>
-      </w:r>
-      <w:r>
-        <w:t xml:space="preserve"> </w:t>
-      </w:r>
-      <w:r>
-        <w:t xml:space="preserve">3. Review recent behavior for concerns (suicidal ideation, conflict, return to use risk)</w:t>
+        <w:t xml:space="preserve"> 1. Call emergency contact/family (with consent on file) 2. Check known locations (work, appointments, friend’s house) 3. Review recent behavior for concerns (suicidal ideation, conflict, return to use risk)</w:t>
       </w:r>
     </w:p>
     <w:p>
@@ -3555,19 +2777,7 @@
         <w:t xml:space="preserve">4-8 HOURS:</w:t>
       </w:r>
       <w:r>
-        <w:t xml:space="preserve"> </w:t>
-      </w:r>
-      <w:r>
-        <w:t xml:space="preserve">1. Decision point: Is this a wellness concern or safety emergency?</w:t>
-      </w:r>
-      <w:r>
-        <w:t xml:space="preserve"> </w:t>
-      </w:r>
-      <w:r>
-        <w:t xml:space="preserve">2.</w:t>
-      </w:r>
-      <w:r>
-        <w:t xml:space="preserve"> </w:t>
+        <w:t xml:space="preserve"> 1. Decision point: Is this a wellness concern or safety emergency? 2. </w:t>
       </w:r>
       <w:r>
         <w:rPr>
@@ -3578,31 +2788,7 @@
         <w:t xml:space="preserve">If safety emergency</w:t>
       </w:r>
       <w:r>
-        <w:t xml:space="preserve"> </w:t>
-      </w:r>
-      <w:r>
-        <w:t xml:space="preserve">(suicidal, recent return to use, mental health crisis):</w:t>
-      </w:r>
-      <w:r>
-        <w:t xml:space="preserve"> </w:t>
-      </w:r>
-      <w:r>
-        <w:t xml:space="preserve">- Call 911 to request welfare check</w:t>
-      </w:r>
-      <w:r>
-        <w:t xml:space="preserve"> </w:t>
-      </w:r>
-      <w:r>
-        <w:t xml:space="preserve">- Provide description, last known location, concerns</w:t>
-      </w:r>
-      <w:r>
-        <w:t xml:space="preserve"> </w:t>
-      </w:r>
-      <w:r>
-        <w:t xml:space="preserve">3.</w:t>
-      </w:r>
-      <w:r>
-        <w:t xml:space="preserve"> </w:t>
+        <w:t xml:space="preserve"> (suicidal, recent return to use, mental health crisis): - Call 911 to request welfare check - Provide description, last known location, concerns 3. </w:t>
       </w:r>
       <w:r>
         <w:rPr>
@@ -3613,16 +2799,7 @@
         <w:t xml:space="preserve">If wellness concern but not emergency:</w:t>
       </w:r>
       <w:r>
-        <w:t xml:space="preserve"> </w:t>
-      </w:r>
-      <w:r>
-        <w:t xml:space="preserve">- Continue attempts to reach</w:t>
-      </w:r>
-      <w:r>
-        <w:t xml:space="preserve"> </w:t>
-      </w:r>
-      <w:r>
-        <w:t xml:space="preserve">- Coordinate with emergency contact/family</w:t>
+        <w:t xml:space="preserve"> - Continue attempts to reach - Coordinate with emergency contact/family</w:t>
       </w:r>
     </w:p>
     <w:p>
@@ -3638,22 +2815,7 @@
         <w:t xml:space="preserve">8+ HOURS:</w:t>
       </w:r>
       <w:r>
-        <w:t xml:space="preserve"> </w:t>
-      </w:r>
-      <w:r>
-        <w:t xml:space="preserve">1. File missing person report with police</w:t>
-      </w:r>
-      <w:r>
-        <w:t xml:space="preserve"> </w:t>
-      </w:r>
-      <w:r>
-        <w:t xml:space="preserve">2. Provide photo, description, last known location</w:t>
-      </w:r>
-      <w:r>
-        <w:t xml:space="preserve"> </w:t>
-      </w:r>
-      <w:r>
-        <w:t xml:space="preserve">3. Notify insurance (if required by policy)</w:t>
+        <w:t xml:space="preserve"> 1. File missing person report with police 2. Provide photo, description, last known location 3. Notify insurance (if required by policy)</w:t>
       </w:r>
     </w:p>
     <w:p>
@@ -3669,46 +2831,7 @@
         <w:t xml:space="preserve">WHEN RESIDENT RETURNS:</w:t>
       </w:r>
       <w:r>
-        <w:t xml:space="preserve"> </w:t>
-      </w:r>
-      <w:r>
-        <w:t xml:space="preserve">- Express relief, not anger:</w:t>
-      </w:r>
-      <w:r>
-        <w:t xml:space="preserve"> </w:t>
-      </w:r>
-      <w:r>
-        <w:t xml:space="preserve">“</w:t>
-      </w:r>
-      <w:r>
-        <w:t xml:space="preserve">I’m glad you’re safe</w:t>
-      </w:r>
-      <w:r>
-        <w:t xml:space="preserve">”</w:t>
-      </w:r>
-      <w:r>
-        <w:t xml:space="preserve"> </w:t>
-      </w:r>
-      <w:r>
-        <w:t xml:space="preserve">- Understand what happened</w:t>
-      </w:r>
-      <w:r>
-        <w:t xml:space="preserve"> </w:t>
-      </w:r>
-      <w:r>
-        <w:t xml:space="preserve">- Review expectations about communication</w:t>
-      </w:r>
-      <w:r>
-        <w:t xml:space="preserve"> </w:t>
-      </w:r>
-      <w:r>
-        <w:t xml:space="preserve">- Assess if additional support needed</w:t>
-      </w:r>
-      <w:r>
-        <w:t xml:space="preserve"> </w:t>
-      </w:r>
-      <w:r>
-        <w:t xml:space="preserve">- Document return and any follow-up plan</w:t>
+        <w:t xml:space="preserve"> - Express relief, not anger: “I’m glad you’re safe” - Understand what happened - Review expectations about communication - Assess if additional support needed - Document return and any follow-up plan</w:t>
       </w:r>
     </w:p>
     <w:p>
@@ -3751,28 +2874,7 @@
         <w:t xml:space="preserve">On-Duty Staff:</w:t>
       </w:r>
       <w:r>
-        <w:t xml:space="preserve"> </w:t>
-      </w:r>
-      <w:r>
-        <w:t xml:space="preserve">- Primary responder</w:t>
-      </w:r>
-      <w:r>
-        <w:t xml:space="preserve"> </w:t>
-      </w:r>
-      <w:r>
-        <w:t xml:space="preserve">- Calls 911 if needed</w:t>
-      </w:r>
-      <w:r>
-        <w:t xml:space="preserve"> </w:t>
-      </w:r>
-      <w:r>
-        <w:t xml:space="preserve">- Provides immediate care</w:t>
-      </w:r>
-      <w:r>
-        <w:t xml:space="preserve"> </w:t>
-      </w:r>
-      <w:r>
-        <w:t xml:space="preserve">- Begins documentation</w:t>
+        <w:t xml:space="preserve"> - Primary responder - Calls 911 if needed - Provides immediate care - Begins documentation</w:t>
       </w:r>
     </w:p>
     <w:p>
@@ -3788,28 +2890,7 @@
         <w:t xml:space="preserve">House Manager (notify immediately):</w:t>
       </w:r>
       <w:r>
-        <w:t xml:space="preserve"> </w:t>
-      </w:r>
-      <w:r>
-        <w:t xml:space="preserve">- Coordinates overall response</w:t>
-      </w:r>
-      <w:r>
-        <w:t xml:space="preserve"> </w:t>
-      </w:r>
-      <w:r>
-        <w:t xml:space="preserve">- Makes decisions about notifications</w:t>
-      </w:r>
-      <w:r>
-        <w:t xml:space="preserve"> </w:t>
-      </w:r>
-      <w:r>
-        <w:t xml:space="preserve">- Contacts insurance/legal if needed</w:t>
-      </w:r>
-      <w:r>
-        <w:t xml:space="preserve"> </w:t>
-      </w:r>
-      <w:r>
-        <w:t xml:space="preserve">- Ensures follow-up care</w:t>
+        <w:t xml:space="preserve"> - Coordinates overall response - Makes decisions about notifications - Contacts insurance/legal if needed - Ensures follow-up care</w:t>
       </w:r>
     </w:p>
     <w:p>
@@ -3825,34 +2906,7 @@
         <w:t xml:space="preserve">Executive Director (notify within 1 hour of serious incident):</w:t>
       </w:r>
       <w:r>
-        <w:t xml:space="preserve"> </w:t>
-      </w:r>
-      <w:r>
-        <w:t xml:space="preserve">- Major medical emergencies</w:t>
-      </w:r>
-      <w:r>
-        <w:t xml:space="preserve"> </w:t>
-      </w:r>
-      <w:r>
-        <w:t xml:space="preserve">- Police involvement</w:t>
-      </w:r>
-      <w:r>
-        <w:t xml:space="preserve"> </w:t>
-      </w:r>
-      <w:r>
-        <w:t xml:space="preserve">- Hospitalizations</w:t>
-      </w:r>
-      <w:r>
-        <w:t xml:space="preserve"> </w:t>
-      </w:r>
-      <w:r>
-        <w:t xml:space="preserve">- Deaths</w:t>
-      </w:r>
-      <w:r>
-        <w:t xml:space="preserve"> </w:t>
-      </w:r>
-      <w:r>
-        <w:t xml:space="preserve">- Media inquiries</w:t>
+        <w:t xml:space="preserve"> - Major medical emergencies - Police involvement - Hospitalizations - Deaths - Media inquiries</w:t>
       </w:r>
     </w:p>
     <w:bookmarkEnd w:id="53"/>
@@ -3878,16 +2932,7 @@
         <w:t xml:space="preserve">EMERGENCY SERVICES:</w:t>
       </w:r>
       <w:r>
-        <w:t xml:space="preserve"> </w:t>
-      </w:r>
-      <w:r>
-        <w:t xml:space="preserve">- 911 (Police, Fire, EMS)</w:t>
-      </w:r>
-      <w:r>
-        <w:t xml:space="preserve"> </w:t>
-      </w:r>
-      <w:r>
-        <w:t xml:space="preserve">- Non-Emergency Police (Des Moines): (515) 283-4811</w:t>
+        <w:t xml:space="preserve"> - 911 (Police, Fire, EMS) - Non-Emergency Police (Des Moines): (515) 283-4811</w:t>
       </w:r>
     </w:p>
     <w:p>
@@ -3903,28 +2948,7 @@
         <w:t xml:space="preserve">CRISIS RESOURCES:</w:t>
       </w:r>
       <w:r>
-        <w:t xml:space="preserve"> </w:t>
-      </w:r>
-      <w:r>
-        <w:t xml:space="preserve">- 988 Suicide &amp; Crisis Lifeline: Call or text 988</w:t>
-      </w:r>
-      <w:r>
-        <w:t xml:space="preserve"> </w:t>
-      </w:r>
-      <w:r>
-        <w:t xml:space="preserve">- Your Life Iowa: 1-855-581-8111 (call or text)</w:t>
-      </w:r>
-      <w:r>
-        <w:t xml:space="preserve"> </w:t>
-      </w:r>
-      <w:r>
-        <w:t xml:space="preserve">- Crisis Text Line: Text TALK to 741741</w:t>
-      </w:r>
-      <w:r>
-        <w:t xml:space="preserve"> </w:t>
-      </w:r>
-      <w:r>
-        <w:t xml:space="preserve">- National Domestic Violence Hotline: 1-800-799-7233</w:t>
+        <w:t xml:space="preserve"> - 988 Suicide &amp; Crisis Lifeline: Call or text 988 - Your Life Iowa: 1-855-581-8111 (call or text) - Crisis Text Line: Text TALK to 741741 - National Domestic Violence Hotline: 1-800-799-7233</w:t>
       </w:r>
     </w:p>
     <w:p>
@@ -3940,22 +2964,7 @@
         <w:t xml:space="preserve">LOCAL RESOURCES:</w:t>
       </w:r>
       <w:r>
-        <w:t xml:space="preserve"> </w:t>
-      </w:r>
-      <w:r>
-        <w:t xml:space="preserve">- Nearest ER: MercyOne Des Moines Medical Center, 1111 6th Ave, Des Moines, IA 50314</w:t>
-      </w:r>
-      <w:r>
-        <w:t xml:space="preserve"> </w:t>
-      </w:r>
-      <w:r>
-        <w:t xml:space="preserve">- Your Life Iowa: 1-855-581-8111 · 988 Suicide &amp; Crisis Lifeline: 988</w:t>
-      </w:r>
-      <w:r>
-        <w:t xml:space="preserve"> </w:t>
-      </w:r>
-      <w:r>
-        <w:t xml:space="preserve">- Poison Control: 1-800-222-1222</w:t>
+        <w:t xml:space="preserve"> - Nearest ER: MercyOne Des Moines Medical Center, 1111 6th Ave, Des Moines, IA 50314 - Your Life Iowa: 1-855-581-8111 · 988 Suicide &amp; Crisis Lifeline: 988 - Poison Control: 1-800-222-1222</w:t>
       </w:r>
     </w:p>
     <w:p>
@@ -3971,28 +2980,7 @@
         <w:t xml:space="preserve">INTERNAL CONTACTS:</w:t>
       </w:r>
       <w:r>
-        <w:t xml:space="preserve"> </w:t>
-      </w:r>
-      <w:r>
-        <w:t xml:space="preserve">- House Manager: On-site — Residents Warmline 515-310-DIAL (3425)</w:t>
-      </w:r>
-      <w:r>
-        <w:t xml:space="preserve"> </w:t>
-      </w:r>
-      <w:r>
-        <w:t xml:space="preserve">- Executive Director: Thomas Miller — Office 515-220-8771</w:t>
-      </w:r>
-      <w:r>
-        <w:t xml:space="preserve"> </w:t>
-      </w:r>
-      <w:r>
-        <w:t xml:space="preserve">- GFA President: Dave Stout — via Office 515-220-8771</w:t>
-      </w:r>
-      <w:r>
-        <w:t xml:space="preserve"> </w:t>
-      </w:r>
-      <w:r>
-        <w:t xml:space="preserve">- Board Chair: via Office 515-220-8771 or Toll-Free (877) 295-2535</w:t>
+        <w:t xml:space="preserve"> - House Manager: On-site — Residents Warmline 515-310-DIAL (3425) - Founder &amp; Executive Director: Thomas DeGarmeaux — Office 515-220-8771 - GFA President: Dave Stout — via Office 515-220-8771 - Board Chair: via Office 515-220-8771 or Toll-Free (877) 295-2535</w:t>
       </w:r>
     </w:p>
     <w:bookmarkEnd w:id="54"/>
@@ -4018,28 +3006,7 @@
         <w:t xml:space="preserve">WITHIN 24 HOURS:</w:t>
       </w:r>
       <w:r>
-        <w:t xml:space="preserve"> </w:t>
-      </w:r>
-      <w:r>
-        <w:t xml:space="preserve">- Complete Incident Report</w:t>
-      </w:r>
-      <w:r>
-        <w:t xml:space="preserve"> </w:t>
-      </w:r>
-      <w:r>
-        <w:t xml:space="preserve">- Notify insurance if required</w:t>
-      </w:r>
-      <w:r>
-        <w:t xml:space="preserve"> </w:t>
-      </w:r>
-      <w:r>
-        <w:t xml:space="preserve">- Debrief with staff involved</w:t>
-      </w:r>
-      <w:r>
-        <w:t xml:space="preserve"> </w:t>
-      </w:r>
-      <w:r>
-        <w:t xml:space="preserve">- Check in with other residents</w:t>
+        <w:t xml:space="preserve"> - Complete Incident Report - Notify insurance if required - Debrief with staff involved - Check in with other residents</w:t>
       </w:r>
     </w:p>
     <w:p>
@@ -4055,34 +3022,7 @@
         <w:t xml:space="preserve">WITHIN 1 WEEK:</w:t>
       </w:r>
       <w:r>
-        <w:t xml:space="preserve"> </w:t>
-      </w:r>
-      <w:r>
-        <w:t xml:space="preserve">- Care team meeting to review response</w:t>
-      </w:r>
-      <w:r>
-        <w:t xml:space="preserve"> </w:t>
-      </w:r>
-      <w:r>
-        <w:t xml:space="preserve">- Identify lessons learned</w:t>
-      </w:r>
-      <w:r>
-        <w:t xml:space="preserve"> </w:t>
-      </w:r>
-      <w:r>
-        <w:t xml:space="preserve">- Adjust protocols if needed</w:t>
-      </w:r>
-      <w:r>
-        <w:t xml:space="preserve"> </w:t>
-      </w:r>
-      <w:r>
-        <w:t xml:space="preserve">- Provide staff support/debriefing</w:t>
-      </w:r>
-      <w:r>
-        <w:t xml:space="preserve"> </w:t>
-      </w:r>
-      <w:r>
-        <w:t xml:space="preserve">- Follow up with person involved</w:t>
+        <w:t xml:space="preserve"> - Care team meeting to review response - Identify lessons learned - Adjust protocols if needed - Provide staff support/debriefing - Follow up with person involved</w:t>
       </w:r>
     </w:p>
     <w:p>
@@ -4157,37 +3097,7 @@
         <w:pStyle w:val="Compact"/>
       </w:pPr>
       <w:r>
-        <w:t xml:space="preserve">✅ Ask</w:t>
-      </w:r>
-      <w:r>
-        <w:t xml:space="preserve"> </w:t>
-      </w:r>
-      <w:r>
-        <w:t xml:space="preserve">“</w:t>
-      </w:r>
-      <w:r>
-        <w:t xml:space="preserve">What do you need?</w:t>
-      </w:r>
-      <w:r>
-        <w:t xml:space="preserve">”</w:t>
-      </w:r>
-      <w:r>
-        <w:t xml:space="preserve"> </w:t>
-      </w:r>
-      <w:r>
-        <w:t xml:space="preserve">not</w:t>
-      </w:r>
-      <w:r>
-        <w:t xml:space="preserve"> </w:t>
-      </w:r>
-      <w:r>
-        <w:t xml:space="preserve">“</w:t>
-      </w:r>
-      <w:r>
-        <w:t xml:space="preserve">What’s wrong with you?</w:t>
-      </w:r>
-      <w:r>
-        <w:t xml:space="preserve">”</w:t>
+        <w:t xml:space="preserve">✅ Ask “What do you need?” not “What’s wrong with you?”</w:t>
       </w:r>
     </w:p>
     <w:p>
@@ -4245,55 +3155,7 @@
         <w:pStyle w:val="Compact"/>
       </w:pPr>
       <w:r>
-        <w:t xml:space="preserve">❌ Use language like</w:t>
-      </w:r>
-      <w:r>
-        <w:t xml:space="preserve"> </w:t>
-      </w:r>
-      <w:r>
-        <w:t xml:space="preserve">“</w:t>
-      </w:r>
-      <w:r>
-        <w:t xml:space="preserve">addict,</w:t>
-      </w:r>
-      <w:r>
-        <w:t xml:space="preserve">”</w:t>
-      </w:r>
-      <w:r>
-        <w:t xml:space="preserve"> </w:t>
-      </w:r>
-      <w:r>
-        <w:t xml:space="preserve">“</w:t>
-      </w:r>
-      <w:r>
-        <w:t xml:space="preserve">junkie,</w:t>
-      </w:r>
-      <w:r>
-        <w:t xml:space="preserve">”</w:t>
-      </w:r>
-      <w:r>
-        <w:t xml:space="preserve"> </w:t>
-      </w:r>
-      <w:r>
-        <w:t xml:space="preserve">“</w:t>
-      </w:r>
-      <w:r>
-        <w:t xml:space="preserve">dirty,</w:t>
-      </w:r>
-      <w:r>
-        <w:t xml:space="preserve">”</w:t>
-      </w:r>
-      <w:r>
-        <w:t xml:space="preserve"> </w:t>
-      </w:r>
-      <w:r>
-        <w:t xml:space="preserve">“</w:t>
-      </w:r>
-      <w:r>
-        <w:t xml:space="preserve">clean</w:t>
-      </w:r>
-      <w:r>
-        <w:t xml:space="preserve">”</w:t>
+        <w:t xml:space="preserve">❌ Use language like “addict,” “junkie,” “dirty,” “clean”</w:t>
       </w:r>
     </w:p>
     <w:p>
@@ -4375,46 +3237,7 @@
         <w:t xml:space="preserve">All staff must be trained in:</w:t>
       </w:r>
       <w:r>
-        <w:t xml:space="preserve"> </w:t>
-      </w:r>
-      <w:r>
-        <w:t xml:space="preserve">- ✅ Naloxone (Narcan) administration</w:t>
-      </w:r>
-      <w:r>
-        <w:t xml:space="preserve"> </w:t>
-      </w:r>
-      <w:r>
-        <w:t xml:space="preserve">- ✅ Suicide risk assessment and response</w:t>
-      </w:r>
-      <w:r>
-        <w:t xml:space="preserve"> </w:t>
-      </w:r>
-      <w:r>
-        <w:t xml:space="preserve">- ✅ De-escalation techniques</w:t>
-      </w:r>
-      <w:r>
-        <w:t xml:space="preserve"> </w:t>
-      </w:r>
-      <w:r>
-        <w:t xml:space="preserve">- ✅ Trauma-informed care principles</w:t>
-      </w:r>
-      <w:r>
-        <w:t xml:space="preserve"> </w:t>
-      </w:r>
-      <w:r>
-        <w:t xml:space="preserve">- ✅ Documentation requirements</w:t>
-      </w:r>
-      <w:r>
-        <w:t xml:space="preserve"> </w:t>
-      </w:r>
-      <w:r>
-        <w:t xml:space="preserve">- ✅ Mandatory reporting (if applicable)</w:t>
-      </w:r>
-      <w:r>
-        <w:t xml:space="preserve"> </w:t>
-      </w:r>
-      <w:r>
-        <w:t xml:space="preserve">- ✅ Emergency protocol review (every 6 months)</w:t>
+        <w:t xml:space="preserve"> - ✅ Naloxone (Narcan) administration - ✅ Suicide risk assessment and response - ✅ De-escalation techniques - ✅ Trauma-informed care principles - ✅ Documentation requirements - ✅ Mandatory reporting (if applicable) - ✅ Emergency protocol review (every 6 months)</w:t>
       </w:r>
     </w:p>
     <w:p>
@@ -4430,28 +3253,7 @@
         <w:t xml:space="preserve">Training Documentation:</w:t>
       </w:r>
       <w:r>
-        <w:t xml:space="preserve"> </w:t>
-      </w:r>
-      <w:r>
-        <w:t xml:space="preserve">- Staff name and signature</w:t>
-      </w:r>
-      <w:r>
-        <w:t xml:space="preserve"> </w:t>
-      </w:r>
-      <w:r>
-        <w:t xml:space="preserve">- Date training completed</w:t>
-      </w:r>
-      <w:r>
-        <w:t xml:space="preserve"> </w:t>
-      </w:r>
-      <w:r>
-        <w:t xml:space="preserve">- Topics covered</w:t>
-      </w:r>
-      <w:r>
-        <w:t xml:space="preserve"> </w:t>
-      </w:r>
-      <w:r>
-        <w:t xml:space="preserve">- Trainer name</w:t>
+        <w:t xml:space="preserve"> - Staff name and signature - Date training completed - Topics covered - Trainer name</w:t>
       </w:r>
     </w:p>
     <w:p>
@@ -4484,28 +3286,7 @@
         <w:t xml:space="preserve">This document will be reviewed:</w:t>
       </w:r>
       <w:r>
-        <w:t xml:space="preserve"> </w:t>
-      </w:r>
-      <w:r>
-        <w:t xml:space="preserve">- Every 6 months</w:t>
-      </w:r>
-      <w:r>
-        <w:t xml:space="preserve"> </w:t>
-      </w:r>
-      <w:r>
-        <w:t xml:space="preserve">- After any serious incident</w:t>
-      </w:r>
-      <w:r>
-        <w:t xml:space="preserve"> </w:t>
-      </w:r>
-      <w:r>
-        <w:t xml:space="preserve">- When regulations change</w:t>
-      </w:r>
-      <w:r>
-        <w:t xml:space="preserve"> </w:t>
-      </w:r>
-      <w:r>
-        <w:t xml:space="preserve">- Based on lessons learned</w:t>
+        <w:t xml:space="preserve"> - Every 6 months - After any serious incident - When regulations change - Based on lessons learned</w:t>
       </w:r>
     </w:p>
     <w:p>
@@ -4521,10 +3302,7 @@
         <w:t xml:space="preserve">Next Review Date:</w:t>
       </w:r>
       <w:r>
-        <w:t xml:space="preserve"> </w:t>
-      </w:r>
-      <w:r>
-        <w:t xml:space="preserve">August 3, 2026</w:t>
+        <w:t xml:space="preserve"> August 3, 2026</w:t>
       </w:r>
     </w:p>
     <w:p>
@@ -4553,11 +3331,7 @@
       </w:pPr>
       <w:r>
         <w:t xml:space="preserve">___________________________ Date: ___________</w:t>
-      </w:r>
-      <w:r>
         <w:br/>
-      </w:r>
-      <w:r>
         <w:t xml:space="preserve">Executive Director</w:t>
       </w:r>
     </w:p>
@@ -4567,11 +3341,7 @@
       </w:pPr>
       <w:r>
         <w:t xml:space="preserve">___________________________ Date: ___________</w:t>
-      </w:r>
-      <w:r>
         <w:br/>
-      </w:r>
-      <w:r>
         <w:t xml:space="preserve">Clinical Advisor</w:t>
       </w:r>
     </w:p>
@@ -4581,11 +3351,7 @@
       </w:pPr>
       <w:r>
         <w:t xml:space="preserve">___________________________ Date: ___________</w:t>
-      </w:r>
-      <w:r>
         <w:br/>
-      </w:r>
-      <w:r>
         <w:t xml:space="preserve">House Manager</w:t>
       </w:r>
     </w:p>
@@ -4621,29 +3387,13 @@
       </w:pPr>
       <w:r>
         <w:t xml:space="preserve">✅ Overdose (unresponsive, not breathing)</w:t>
-      </w:r>
-      <w:r>
         <w:br/>
-      </w:r>
-      <w:r>
         <w:t xml:space="preserve">✅ Suicide attempt or imminent threat</w:t>
-      </w:r>
-      <w:r>
         <w:br/>
-      </w:r>
-      <w:r>
         <w:t xml:space="preserve">✅ Violence with weapons or serious injury</w:t>
-      </w:r>
-      <w:r>
         <w:br/>
-      </w:r>
-      <w:r>
         <w:t xml:space="preserve">✅ Medical emergency (chest pain, seizure, severe bleeding)</w:t>
-      </w:r>
-      <w:r>
         <w:br/>
-      </w:r>
-      <w:r>
         <w:t xml:space="preserve">✅ Any life-threatening situation</w:t>
       </w:r>
     </w:p>
@@ -4680,12 +3430,7 @@
         <w:t xml:space="preserve">988 Suicide &amp; Crisis Lifeline:</w:t>
       </w:r>
       <w:r>
-        <w:t xml:space="preserve"> </w:t>
-      </w:r>
-      <w:r>
-        <w:t xml:space="preserve">Call or text 988</w:t>
-      </w:r>
-      <w:r>
+        <w:t xml:space="preserve"> Call or text 988</w:t>
         <w:br/>
       </w:r>
       <w:r>
@@ -4697,10 +3442,7 @@
         <w:t xml:space="preserve">Your Life Iowa:</w:t>
       </w:r>
       <w:r>
-        <w:t xml:space="preserve"> </w:t>
-      </w:r>
-      <w:r>
-        <w:t xml:space="preserve">1-855-581-8111</w:t>
+        <w:t xml:space="preserve"> 1-855-581-8111</w:t>
       </w:r>
     </w:p>
     <w:bookmarkEnd w:id="64"/>
@@ -4741,7 +3483,7 @@
           <w:b/>
           <w:color w:val="8E4585"/>
         </w:rPr>
-        <w:t xml:space="preserve">Emergency Response Protocols — Version 1.0</w:t>
+        <w:t xml:space="preserve">Emergency Response Protocols — Version 1.1</w:t>
       </w:r>
       <w:r>
         <w:br/>
@@ -4752,7 +3494,7 @@
           <w:b/>
           <w:color w:val="8E4585"/>
         </w:rPr>
-        <w:t xml:space="preserve">Effective: February 3, 2026</w:t>
+        <w:t xml:space="preserve">Effective: February 3, 2026 · Revised: September 21, 2026</w:t>
       </w:r>
     </w:p>
     <w:bookmarkEnd w:id="65"/>
